--- a/secure_local_data/준공_감리완료보고서_20260829.docx
+++ b/secure_local_data/준공_감리완료보고서_20260829.docx
@@ -941,7 +941,7 @@
           <w:rFonts w:ascii="맑은 고딕" w:hAnsi="맑은 고딕"/>
           <w:sz w:val="19"/>
         </w:rPr>
-        <w:t xml:space="preserve"> 총 6건 발부 및 조치 전/후 사진대지 대조 100% 시정완료</w:t>
+        <w:t xml:space="preserve"> 총 8건 발부 및 조치 전/후 사진대지 대조 100% 시정완료</w:t>
       </w:r>
     </w:p>
     <w:p>
